--- a/docs/g1.docx
+++ b/docs/g1.docx
@@ -9,10 +9,10 @@
           <w:noProof/>
         </w:rPr>
         <w:drawing>
-          <wp:inline distT="0" distB="0" distL="0" distR="0" wp14:anchorId="2C6A870B" wp14:editId="64C07149">
-            <wp:extent cx="5391150" cy="3234690"/>
-            <wp:effectExtent l="0" t="0" r="0" b="3810"/>
-            <wp:docPr id="1311040009" name="Imagem 1"/>
+          <wp:inline distT="0" distB="0" distL="0" distR="0" wp14:anchorId="65B18601" wp14:editId="584B8278">
+            <wp:extent cx="5391150" cy="3238500"/>
+            <wp:effectExtent l="0" t="0" r="0" b="0"/>
+            <wp:docPr id="972856856" name="Imagem 1"/>
             <wp:cNvGraphicFramePr>
               <a:graphicFrameLocks xmlns:a="http://schemas.openxmlformats.org/drawingml/2006/main" noChangeAspect="1"/>
             </wp:cNvGraphicFramePr>
@@ -41,7 +41,7 @@
                   <pic:spPr bwMode="auto">
                     <a:xfrm>
                       <a:off x="0" y="0"/>
-                      <a:ext cx="5391150" cy="3234690"/>
+                      <a:ext cx="5391150" cy="3238500"/>
                     </a:xfrm>
                     <a:prstGeom prst="rect">
                       <a:avLst/>
@@ -185,7 +185,15 @@
         <w:t>Um detalhe crucial:</w:t>
       </w:r>
       <w:r>
-        <w:t> Repare que as linhas azul e laranja param no T8 e não chegam no T24. Isso ocorre porque, em 24 horas, o crescimento do fungo foi tão extremo que as placas se tornaram </w:t>
+        <w:t xml:space="preserve"> Repare que as </w:t>
+      </w:r>
+      <w:proofErr w:type="gramStart"/>
+      <w:r>
+        <w:t>linhas azul</w:t>
+      </w:r>
+      <w:proofErr w:type="gramEnd"/>
+      <w:r>
+        <w:t xml:space="preserve"> e laranja param no T8 e não chegam no T24. Isso ocorre porque, em 24 horas, o crescimento do fungo foi tão extremo que as placas se tornaram </w:t>
       </w:r>
       <w:r>
         <w:rPr>
@@ -210,19 +218,44 @@
           <w:b/>
           <w:bCs/>
         </w:rPr>
-        <w:t>3. Olhando para o Antifúngico Padrão (A Nistatina)</w:t>
+        <w:t xml:space="preserve">3. Olhando para o Antifúngico Padrão (A </w:t>
+      </w:r>
+      <w:proofErr w:type="spellStart"/>
+      <w:r>
+        <w:rPr>
+          <w:b/>
+          <w:bCs/>
+        </w:rPr>
+        <w:t>Nistatina</w:t>
+      </w:r>
+      <w:proofErr w:type="spellEnd"/>
+      <w:r>
+        <w:rPr>
+          <w:b/>
+          <w:bCs/>
+        </w:rPr>
+        <w:t>)</w:t>
       </w:r>
     </w:p>
     <w:p>
       <w:r>
         <w:t>"Agora olhamos para as linhas da </w:t>
       </w:r>
-      <w:r>
-        <w:rPr>
-          <w:b/>
-          <w:bCs/>
-        </w:rPr>
-        <w:t>Nistatina (marrom, rosa e cinza)</w:t>
+      <w:proofErr w:type="spellStart"/>
+      <w:r>
+        <w:rPr>
+          <w:b/>
+          <w:bCs/>
+        </w:rPr>
+        <w:t>Nistatina</w:t>
+      </w:r>
+      <w:proofErr w:type="spellEnd"/>
+      <w:r>
+        <w:rPr>
+          <w:b/>
+          <w:bCs/>
+        </w:rPr>
+        <w:t xml:space="preserve"> (marrom, rosa e cinza)</w:t>
       </w:r>
       <w:r>
         <w:t>, que é o nosso controle positivo.</w:t>
@@ -237,7 +270,15 @@
       </w:pPr>
       <w:r>
         <w:lastRenderedPageBreak/>
-        <w:t>Independentemente da dose (1X, 2X ou 4X), a nistatina demonstrou uma forte ação fungicida rápida. Já nas primeiras horas (T2 a T4), ela derrubou a contagem de UFC para zero ou quase zero, e manteve o fungo suprimido até o final do experimento em 24 horas."</w:t>
+        <w:t xml:space="preserve">Independentemente da dose (1X, 2X ou 4X), a </w:t>
+      </w:r>
+      <w:proofErr w:type="spellStart"/>
+      <w:r>
+        <w:t>nistatina</w:t>
+      </w:r>
+      <w:proofErr w:type="spellEnd"/>
+      <w:r>
+        <w:t xml:space="preserve"> demonstrou uma forte ação fungicida rápida. Já nas primeiras horas (T2 a T4), ela derrubou a contagem de UFC para zero ou quase zero, e manteve o fungo suprimido até o final do experimento em 24 horas."</w:t>
       </w:r>
     </w:p>
     <w:p>
@@ -287,6 +328,7 @@
       <w:r>
         <w:t> A substância conseguiu retardar o crescimento inicial do fungo em comparação ao controle. Porém, a partir de 4 horas, ela perdeu a força e o fungo "escapou", voltando a crescer muito no tempo T8 (assim como os controles, ficando incontável em 24h). Ela teve um leve efeito </w:t>
       </w:r>
+      <w:proofErr w:type="spellStart"/>
       <w:r>
         <w:rPr>
           <w:i/>
@@ -294,6 +336,7 @@
         </w:rPr>
         <w:t>fungistático</w:t>
       </w:r>
+      <w:proofErr w:type="spellEnd"/>
       <w:r>
         <w:t> temporário.</w:t>
       </w:r>
@@ -313,7 +356,15 @@
         <w:t>Na dose maior (Roxa 1000_4X):</w:t>
       </w:r>
       <w:r>
-        <w:t> Tivemos um resultado excelente! A linha roxa acompanhou o desempenho da Nistatina, derrubando a contagem de fungos e mantendo o crescimento inibido (próximo a zero)."</w:t>
+        <w:t xml:space="preserve"> Tivemos um resultado excelente! A linha roxa acompanhou o desempenho da </w:t>
+      </w:r>
+      <w:proofErr w:type="spellStart"/>
+      <w:r>
+        <w:t>Nistatina</w:t>
+      </w:r>
+      <w:proofErr w:type="spellEnd"/>
+      <w:r>
+        <w:t>, derrubando a contagem de fungos e mantendo o crescimento inibido (próximo a zero)."</w:t>
       </w:r>
     </w:p>
     <w:p>
@@ -328,19 +379,59 @@
           <w:b/>
           <w:bCs/>
         </w:rPr>
-        <w:t>5. A Conclusão (O "Takeaway" da sua fala)</w:t>
+        <w:t>5. A Conclusão (O "</w:t>
+      </w:r>
+      <w:proofErr w:type="spellStart"/>
+      <w:r>
+        <w:rPr>
+          <w:b/>
+          <w:bCs/>
+        </w:rPr>
+        <w:t>Takeaway</w:t>
+      </w:r>
+      <w:proofErr w:type="spellEnd"/>
+      <w:r>
+        <w:rPr>
+          <w:b/>
+          <w:bCs/>
+        </w:rPr>
+        <w:t>" da sua fala)</w:t>
       </w:r>
     </w:p>
     <w:p>
       <w:r>
-        <w:t>"Concluímos que a fração EAO possui atividade antifúngica comprovada. Em concentrações mais baixas ela apenas atrasa o crescimento, mas na concentração de 4X a CIM (1000 µg/mL), </w:t>
-      </w:r>
-      <w:r>
-        <w:rPr>
-          <w:b/>
-          <w:bCs/>
-        </w:rPr>
-        <w:t>ela se mostrou altamente eficaz, com um perfil de inibição semelhante ao do antifúngico comercial (Nistatina).</w:t>
+        <w:t>"Concluímos que a fração EAO possui atividade antifúngica comprovada. Em concentrações mais baixas ela apenas atrasa o crescimento, mas na concentração de 4X a CIM (1000 µg/</w:t>
+      </w:r>
+      <w:proofErr w:type="spellStart"/>
+      <w:r>
+        <w:t>mL</w:t>
+      </w:r>
+      <w:proofErr w:type="spellEnd"/>
+      <w:r>
+        <w:t>), </w:t>
+      </w:r>
+      <w:r>
+        <w:rPr>
+          <w:b/>
+          <w:bCs/>
+        </w:rPr>
+        <w:t>ela se mostrou altamente eficaz, com um perfil de inibição semelhante ao do antifúngico comercial (</w:t>
+      </w:r>
+      <w:proofErr w:type="spellStart"/>
+      <w:r>
+        <w:rPr>
+          <w:b/>
+          <w:bCs/>
+        </w:rPr>
+        <w:t>Nistatina</w:t>
+      </w:r>
+      <w:proofErr w:type="spellEnd"/>
+      <w:r>
+        <w:rPr>
+          <w:b/>
+          <w:bCs/>
+        </w:rPr>
+        <w:t>).</w:t>
       </w:r>
       <w:r>
         <w:t>"</w:t>
@@ -1579,6 +1670,7 @@
   <w:style w:type="character" w:default="1" w:styleId="Fontepargpadro">
     <w:name w:val="Default Paragraph Font"/>
     <w:uiPriority w:val="1"/>
+    <w:semiHidden/>
     <w:unhideWhenUsed/>
   </w:style>
   <w:style w:type="table" w:default="1" w:styleId="Tabelanormal">

--- a/docs/g1.docx
+++ b/docs/g1.docx
@@ -60,6 +60,73 @@
     </w:p>
     <w:p/>
     <w:p>
+      <w:r>
+        <w:t>Atenção:</w:t>
+      </w:r>
+    </w:p>
+    <w:p>
+      <w:pPr>
+        <w:spacing w:after="0" w:line="240" w:lineRule="auto"/>
+        <w:rPr>
+          <w:rFonts w:ascii="Times New Roman" w:eastAsia="Times New Roman" w:hAnsi="Times New Roman" w:cs="Times New Roman"/>
+          <w:kern w:val="0"/>
+          <w:lang w:eastAsia="pt-BR"/>
+          <w14:ligatures w14:val="none"/>
+        </w:rPr>
+      </w:pPr>
+      <w:r>
+        <w:rPr>
+          <w:rFonts w:ascii="Times New Roman" w:eastAsia="Times New Roman" w:hAnsi="Times New Roman" w:cs="Times New Roman"/>
+          <w:kern w:val="0"/>
+          <w:lang w:eastAsia="pt-BR"/>
+          <w14:ligatures w14:val="none"/>
+        </w:rPr>
+        <w:t xml:space="preserve">Aqui, quando as células fúngicas entram na fase logarítmica/exponencial avançada de crescimento (como nos grupos Controle e nas concentrações </w:t>
+      </w:r>
+      <w:proofErr w:type="spellStart"/>
+      <w:r>
+        <w:rPr>
+          <w:rFonts w:ascii="Times New Roman" w:eastAsia="Times New Roman" w:hAnsi="Times New Roman" w:cs="Times New Roman"/>
+          <w:kern w:val="0"/>
+          <w:lang w:eastAsia="pt-BR"/>
+          <w14:ligatures w14:val="none"/>
+        </w:rPr>
+        <w:t>sub-inibitórias</w:t>
+      </w:r>
+      <w:proofErr w:type="spellEnd"/>
+      <w:r>
+        <w:rPr>
+          <w:rFonts w:ascii="Times New Roman" w:eastAsia="Times New Roman" w:hAnsi="Times New Roman" w:cs="Times New Roman"/>
+          <w:kern w:val="0"/>
+          <w:lang w:eastAsia="pt-BR"/>
+          <w14:ligatures w14:val="none"/>
+        </w:rPr>
+        <w:t xml:space="preserve"> em </w:t>
+      </w:r>
+      <m:oMath>
+        <m:r>
+          <w:rPr>
+            <w:rFonts w:ascii="Cambria Math" w:eastAsia="Times New Roman" w:hAnsi="Cambria Math" w:cs="Arial"/>
+            <w:kern w:val="0"/>
+            <w:lang w:eastAsia="pt-BR"/>
+            <w14:ligatures w14:val="none"/>
+          </w:rPr>
+          <m:t>T24</m:t>
+        </m:r>
+      </m:oMath>
+      <w:r>
+        <w:rPr>
+          <w:rFonts w:ascii="Times New Roman" w:eastAsia="Times New Roman" w:hAnsi="Times New Roman" w:cs="Times New Roman"/>
+          <w:kern w:val="0"/>
+          <w:lang w:eastAsia="pt-BR"/>
+          <w14:ligatures w14:val="none"/>
+        </w:rPr>
+        <w:t>), as colônias se tornaram incontáveis na placa e o valor foi truncado no limite superior do gráfico. Isso afeta diretamente a variabilidade dos dados no tempo de 24h para fins de testes estatísticos.</w:t>
+      </w:r>
+    </w:p>
+    <w:p/>
+    <w:p/>
+    <w:p>
       <w:pPr>
         <w:rPr>
           <w:b/>
@@ -182,6 +249,7 @@
           <w:b/>
           <w:bCs/>
         </w:rPr>
+        <w:lastRenderedPageBreak/>
         <w:t>Um detalhe crucial:</w:t>
       </w:r>
       <w:r>
@@ -269,7 +337,6 @@
         </w:numPr>
       </w:pPr>
       <w:r>
-        <w:lastRenderedPageBreak/>
         <w:t xml:space="preserve">Independentemente da dose (1X, 2X ou 4X), a </w:t>
       </w:r>
       <w:proofErr w:type="spellStart"/>
